--- a/docs/Projektplan.docx
+++ b/docs/Projektplan.docx
@@ -4,7 +4,7 @@
   <w:body>
     <w:p>
       <w:pPr>
-        <w:pStyle w:val="Overskrift2"/>
+        <w:pStyle w:val="Heading2"/>
         <w:keepNext w:val="0"/>
         <w:keepLines w:val="0"/>
         <w:shd w:val="clear" w:color="auto" w:fill="FFFFFF"/>
@@ -12,7 +12,6 @@
         <w:rPr>
           <w:b/>
           <w:bCs/>
-          <w:color w:val="303030"/>
           <w:sz w:val="33"/>
           <w:szCs w:val="33"/>
         </w:rPr>
@@ -23,7 +22,6 @@
         <w:rPr>
           <w:b/>
           <w:bCs/>
-          <w:color w:val="303030"/>
           <w:sz w:val="33"/>
           <w:szCs w:val="33"/>
         </w:rPr>
@@ -35,14 +33,12 @@
         <w:shd w:val="clear" w:color="auto" w:fill="FFFFFF"/>
         <w:spacing w:before="220" w:after="220" w:line="342" w:lineRule="auto"/>
         <w:rPr>
-          <w:color w:val="303030"/>
-          <w:sz w:val="21"/>
-          <w:szCs w:val="21"/>
-        </w:rPr>
-      </w:pPr>
-      <w:r>
-        <w:rPr>
-          <w:color w:val="303030"/>
+          <w:sz w:val="21"/>
+          <w:szCs w:val="21"/>
+        </w:rPr>
+      </w:pPr>
+      <w:r>
+        <w:rPr>
           <w:sz w:val="21"/>
           <w:szCs w:val="21"/>
         </w:rPr>
@@ -51,18 +47,7 @@
     </w:p>
     <w:p>
       <w:pPr>
-        <w:shd w:val="clear" w:color="auto" w:fill="FFFFFF"/>
-        <w:spacing w:after="180" w:line="342" w:lineRule="auto"/>
-        <w:rPr>
-          <w:color w:val="303030"/>
-          <w:sz w:val="21"/>
-          <w:szCs w:val="21"/>
-        </w:rPr>
-      </w:pPr>
-    </w:p>
-    <w:p>
-      <w:pPr>
-        <w:pStyle w:val="Overskrift2"/>
+        <w:pStyle w:val="Heading2"/>
         <w:keepNext w:val="0"/>
         <w:keepLines w:val="0"/>
         <w:shd w:val="clear" w:color="auto" w:fill="FFFFFF"/>
@@ -70,42 +55,44 @@
         <w:rPr>
           <w:b/>
           <w:bCs/>
-          <w:color w:val="303030"/>
           <w:sz w:val="33"/>
           <w:szCs w:val="33"/>
         </w:rPr>
       </w:pPr>
       <w:bookmarkStart w:id="1" w:name="_heqmb91r16f0" w:colFirst="0" w:colLast="0"/>
       <w:bookmarkEnd w:id="1"/>
-      <w:r>
+    </w:p>
+    <w:p>
+      <w:pPr>
+        <w:pStyle w:val="Heading2"/>
+        <w:keepNext w:val="0"/>
+        <w:keepLines w:val="0"/>
+        <w:shd w:val="clear" w:color="auto" w:fill="FFFFFF"/>
+        <w:spacing w:after="80" w:line="342" w:lineRule="auto"/>
         <w:rPr>
           <w:b/>
           <w:bCs/>
-          <w:color w:val="303030"/>
           <w:sz w:val="33"/>
           <w:szCs w:val="33"/>
         </w:rPr>
-        <w:t>2. Projektorganisering</w:t>
-      </w:r>
+      </w:pPr>
       <w:r>
         <w:rPr>
           <w:b/>
           <w:bCs/>
-          <w:color w:val="303030"/>
           <w:sz w:val="33"/>
           <w:szCs w:val="33"/>
         </w:rPr>
-        <w:t xml:space="preserve"> </w:t>
+        <w:t>2. Projektorganisering</w:t>
       </w:r>
       <w:r>
         <w:rPr>
           <w:b/>
           <w:bCs/>
-          <w:color w:val="303030"/>
           <w:sz w:val="33"/>
           <w:szCs w:val="33"/>
         </w:rPr>
-        <w:t>og rollebeskrivelser</w:t>
+        <w:t xml:space="preserve"> og rollebeskrivelser</w:t>
       </w:r>
     </w:p>
     <w:p>
@@ -113,14 +100,12 @@
         <w:shd w:val="clear" w:color="auto" w:fill="FFFFFF"/>
         <w:spacing w:before="220" w:after="220" w:line="342" w:lineRule="auto"/>
         <w:rPr>
-          <w:color w:val="303030"/>
-          <w:sz w:val="21"/>
-          <w:szCs w:val="21"/>
-        </w:rPr>
-      </w:pPr>
-      <w:r>
-        <w:rPr>
-          <w:color w:val="303030"/>
+          <w:sz w:val="21"/>
+          <w:szCs w:val="21"/>
+        </w:rPr>
+      </w:pPr>
+      <w:r>
+        <w:rPr>
           <w:sz w:val="21"/>
           <w:szCs w:val="21"/>
         </w:rPr>
@@ -135,31 +120,15 @@
         </w:numPr>
         <w:shd w:val="clear" w:color="auto" w:fill="FFFFFF"/>
         <w:spacing w:before="220"/>
-        <w:rPr>
-          <w:color w:val="303030"/>
-        </w:rPr>
-      </w:pPr>
-      <w:proofErr w:type="gramStart"/>
+      </w:pPr>
       <w:r>
         <w:rPr>
           <w:b/>
           <w:bCs/>
-          <w:color w:val="303030"/>
-          <w:sz w:val="21"/>
-          <w:szCs w:val="21"/>
-        </w:rPr>
-        <w:t>Projektleder(</w:t>
-      </w:r>
-      <w:proofErr w:type="gramEnd"/>
-      <w:r>
-        <w:rPr>
-          <w:b/>
-          <w:bCs/>
-          <w:color w:val="303030"/>
-          <w:sz w:val="21"/>
-          <w:szCs w:val="21"/>
-        </w:rPr>
-        <w:t>Kåre)</w:t>
+          <w:sz w:val="21"/>
+          <w:szCs w:val="21"/>
+        </w:rPr>
+        <w:t>Projektleder(Kåre)</w:t>
       </w:r>
     </w:p>
     <w:p>
@@ -169,13 +138,9 @@
           <w:numId w:val="2"/>
         </w:numPr>
         <w:shd w:val="clear" w:color="auto" w:fill="FFFFFF"/>
-        <w:rPr>
-          <w:color w:val="303030"/>
-        </w:rPr>
-      </w:pPr>
-      <w:r>
-        <w:rPr>
-          <w:color w:val="303030"/>
+      </w:pPr>
+      <w:r>
+        <w:rPr>
           <w:sz w:val="21"/>
           <w:szCs w:val="21"/>
         </w:rPr>
@@ -189,41 +154,24 @@
           <w:numId w:val="2"/>
         </w:numPr>
         <w:shd w:val="clear" w:color="auto" w:fill="FFFFFF"/>
-        <w:rPr>
-          <w:color w:val="303030"/>
-        </w:rPr>
       </w:pPr>
       <w:r>
         <w:rPr>
           <w:b/>
           <w:bCs/>
-          <w:color w:val="303030"/>
-          <w:sz w:val="21"/>
-          <w:szCs w:val="21"/>
-        </w:rPr>
-        <w:t xml:space="preserve">Full </w:t>
-      </w:r>
-      <w:proofErr w:type="spellStart"/>
+          <w:sz w:val="21"/>
+          <w:szCs w:val="21"/>
+        </w:rPr>
+        <w:t>Full Stack-udvikler</w:t>
+      </w:r>
       <w:r>
         <w:rPr>
           <w:b/>
           <w:bCs/>
-          <w:color w:val="303030"/>
-          <w:sz w:val="21"/>
-          <w:szCs w:val="21"/>
-        </w:rPr>
-        <w:t>Stack</w:t>
-      </w:r>
-      <w:proofErr w:type="spellEnd"/>
-      <w:r>
-        <w:rPr>
-          <w:b/>
-          <w:bCs/>
-          <w:color w:val="303030"/>
-          <w:sz w:val="21"/>
-          <w:szCs w:val="21"/>
-        </w:rPr>
-        <w:t>-udvikler</w:t>
+          <w:sz w:val="21"/>
+          <w:szCs w:val="21"/>
+        </w:rPr>
+        <w:t xml:space="preserve"> og QA (Aske) </w:t>
       </w:r>
     </w:p>
     <w:p>
@@ -233,13 +181,9 @@
           <w:numId w:val="2"/>
         </w:numPr>
         <w:shd w:val="clear" w:color="auto" w:fill="FFFFFF"/>
-        <w:rPr>
-          <w:color w:val="303030"/>
-        </w:rPr>
-      </w:pPr>
-      <w:r>
-        <w:rPr>
-          <w:color w:val="303030"/>
+      </w:pPr>
+      <w:r>
+        <w:rPr>
           <w:sz w:val="21"/>
           <w:szCs w:val="21"/>
         </w:rPr>
@@ -253,37 +197,20 @@
           <w:numId w:val="2"/>
         </w:numPr>
         <w:shd w:val="clear" w:color="auto" w:fill="FFFFFF"/>
-        <w:rPr>
-          <w:color w:val="303030"/>
-        </w:rPr>
       </w:pPr>
       <w:r>
         <w:rPr>
           <w:b/>
           <w:bCs/>
-          <w:color w:val="303030"/>
-          <w:sz w:val="21"/>
-          <w:szCs w:val="21"/>
-        </w:rPr>
-        <w:t xml:space="preserve">Full </w:t>
-      </w:r>
-      <w:proofErr w:type="spellStart"/>
+          <w:sz w:val="21"/>
+          <w:szCs w:val="21"/>
+        </w:rPr>
+        <w:t>frontend</w:t>
+      </w:r>
       <w:r>
         <w:rPr>
           <w:b/>
           <w:bCs/>
-          <w:color w:val="303030"/>
-          <w:sz w:val="21"/>
-          <w:szCs w:val="21"/>
-        </w:rPr>
-        <w:t>Stack</w:t>
-      </w:r>
-      <w:proofErr w:type="spellEnd"/>
-      <w:r>
-        <w:rPr>
-          <w:b/>
-          <w:bCs/>
-          <w:color w:val="303030"/>
           <w:sz w:val="21"/>
           <w:szCs w:val="21"/>
         </w:rPr>
@@ -298,17 +225,13 @@
         </w:numPr>
         <w:shd w:val="clear" w:color="auto" w:fill="FFFFFF"/>
         <w:spacing w:after="220"/>
-        <w:rPr>
-          <w:color w:val="303030"/>
-        </w:rPr>
-      </w:pPr>
-      <w:r>
-        <w:rPr>
-          <w:color w:val="303030"/>
-          <w:sz w:val="21"/>
-          <w:szCs w:val="21"/>
-        </w:rPr>
-        <w:t>Ansvarlig for Firebase, database, logik, UI, design og brugeroplevelse</w:t>
+      </w:pPr>
+      <w:r>
+        <w:rPr>
+          <w:sz w:val="21"/>
+          <w:szCs w:val="21"/>
+        </w:rPr>
+        <w:t>UI, design og brugeroplevelse</w:t>
       </w:r>
     </w:p>
     <w:p>
@@ -316,14 +239,12 @@
         <w:shd w:val="clear" w:color="auto" w:fill="FFFFFF"/>
         <w:spacing w:before="220" w:after="220" w:line="342" w:lineRule="auto"/>
         <w:rPr>
-          <w:color w:val="303030"/>
-          <w:sz w:val="21"/>
-          <w:szCs w:val="21"/>
-        </w:rPr>
-      </w:pPr>
-      <w:r>
-        <w:rPr>
-          <w:color w:val="303030"/>
+          <w:sz w:val="21"/>
+          <w:szCs w:val="21"/>
+        </w:rPr>
+      </w:pPr>
+      <w:r>
+        <w:rPr>
           <w:sz w:val="21"/>
           <w:szCs w:val="21"/>
         </w:rPr>
@@ -332,18 +253,7 @@
     </w:p>
     <w:p>
       <w:pPr>
-        <w:shd w:val="clear" w:color="auto" w:fill="FFFFFF"/>
-        <w:spacing w:after="180" w:line="342" w:lineRule="auto"/>
-        <w:rPr>
-          <w:color w:val="303030"/>
-          <w:sz w:val="21"/>
-          <w:szCs w:val="21"/>
-        </w:rPr>
-      </w:pPr>
-    </w:p>
-    <w:p>
-      <w:pPr>
-        <w:pStyle w:val="Overskrift2"/>
+        <w:pStyle w:val="Heading2"/>
         <w:keepNext w:val="0"/>
         <w:keepLines w:val="0"/>
         <w:shd w:val="clear" w:color="auto" w:fill="FFFFFF"/>
@@ -351,21 +261,34 @@
         <w:rPr>
           <w:b/>
           <w:bCs/>
-          <w:color w:val="303030"/>
           <w:sz w:val="33"/>
           <w:szCs w:val="33"/>
         </w:rPr>
       </w:pPr>
       <w:bookmarkStart w:id="2" w:name="_8l0tfqvrdccn" w:colFirst="0" w:colLast="0"/>
       <w:bookmarkEnd w:id="2"/>
-      <w:r>
+    </w:p>
+    <w:p>
+      <w:pPr>
+        <w:pStyle w:val="Heading2"/>
+        <w:keepNext w:val="0"/>
+        <w:keepLines w:val="0"/>
+        <w:shd w:val="clear" w:color="auto" w:fill="FFFFFF"/>
+        <w:spacing w:after="80" w:line="342" w:lineRule="auto"/>
         <w:rPr>
           <w:b/>
           <w:bCs/>
-          <w:color w:val="303030"/>
           <w:sz w:val="33"/>
           <w:szCs w:val="33"/>
         </w:rPr>
+      </w:pPr>
+      <w:r>
+        <w:rPr>
+          <w:b/>
+          <w:bCs/>
+          <w:sz w:val="33"/>
+          <w:szCs w:val="33"/>
+        </w:rPr>
         <w:t>3. Risikoanalyse</w:t>
       </w:r>
     </w:p>
@@ -374,14 +297,12 @@
         <w:shd w:val="clear" w:color="auto" w:fill="FFFFFF"/>
         <w:spacing w:before="220" w:after="220" w:line="342" w:lineRule="auto"/>
         <w:rPr>
-          <w:color w:val="303030"/>
-          <w:sz w:val="21"/>
-          <w:szCs w:val="21"/>
-        </w:rPr>
-      </w:pPr>
-      <w:r>
-        <w:rPr>
-          <w:color w:val="303030"/>
+          <w:sz w:val="21"/>
+          <w:szCs w:val="21"/>
+        </w:rPr>
+      </w:pPr>
+      <w:r>
+        <w:rPr>
           <w:sz w:val="21"/>
           <w:szCs w:val="21"/>
         </w:rPr>
@@ -390,18 +311,7 @@
     </w:p>
     <w:p>
       <w:pPr>
-        <w:shd w:val="clear" w:color="auto" w:fill="FFFFFF"/>
-        <w:spacing w:after="180" w:line="342" w:lineRule="auto"/>
-        <w:rPr>
-          <w:color w:val="303030"/>
-          <w:sz w:val="21"/>
-          <w:szCs w:val="21"/>
-        </w:rPr>
-      </w:pPr>
-    </w:p>
-    <w:p>
-      <w:pPr>
-        <w:pStyle w:val="Overskrift2"/>
+        <w:pStyle w:val="Heading2"/>
         <w:keepNext w:val="0"/>
         <w:keepLines w:val="0"/>
         <w:shd w:val="clear" w:color="auto" w:fill="FFFFFF"/>
@@ -409,21 +319,34 @@
         <w:rPr>
           <w:b/>
           <w:bCs/>
-          <w:color w:val="303030"/>
           <w:sz w:val="33"/>
           <w:szCs w:val="33"/>
         </w:rPr>
       </w:pPr>
       <w:bookmarkStart w:id="3" w:name="_sawctawm19tt" w:colFirst="0" w:colLast="0"/>
       <w:bookmarkEnd w:id="3"/>
-      <w:r>
+    </w:p>
+    <w:p>
+      <w:pPr>
+        <w:pStyle w:val="Heading2"/>
+        <w:keepNext w:val="0"/>
+        <w:keepLines w:val="0"/>
+        <w:shd w:val="clear" w:color="auto" w:fill="FFFFFF"/>
+        <w:spacing w:after="80" w:line="342" w:lineRule="auto"/>
         <w:rPr>
           <w:b/>
           <w:bCs/>
-          <w:color w:val="303030"/>
           <w:sz w:val="33"/>
           <w:szCs w:val="33"/>
         </w:rPr>
+      </w:pPr>
+      <w:r>
+        <w:rPr>
+          <w:b/>
+          <w:bCs/>
+          <w:sz w:val="33"/>
+          <w:szCs w:val="33"/>
+        </w:rPr>
         <w:t>4. Ressourcekrav</w:t>
       </w:r>
     </w:p>
@@ -432,14 +355,12 @@
         <w:shd w:val="clear" w:color="auto" w:fill="FFFFFF"/>
         <w:spacing w:before="220" w:after="220" w:line="342" w:lineRule="auto"/>
         <w:rPr>
-          <w:color w:val="303030"/>
-          <w:sz w:val="21"/>
-          <w:szCs w:val="21"/>
-        </w:rPr>
-      </w:pPr>
-      <w:r>
-        <w:rPr>
-          <w:color w:val="303030"/>
+          <w:sz w:val="21"/>
+          <w:szCs w:val="21"/>
+        </w:rPr>
+      </w:pPr>
+      <w:r>
+        <w:rPr>
           <w:sz w:val="21"/>
           <w:szCs w:val="21"/>
         </w:rPr>
@@ -454,15 +375,11 @@
         </w:numPr>
         <w:shd w:val="clear" w:color="auto" w:fill="FFFFFF"/>
         <w:spacing w:before="220"/>
-        <w:rPr>
-          <w:color w:val="303030"/>
-        </w:rPr>
       </w:pPr>
       <w:r>
         <w:rPr>
           <w:b/>
           <w:bCs/>
-          <w:color w:val="303030"/>
           <w:sz w:val="21"/>
           <w:szCs w:val="21"/>
         </w:rPr>
@@ -472,7 +389,6 @@
         <w:rPr>
           <w:b/>
           <w:bCs/>
-          <w:color w:val="303030"/>
           <w:sz w:val="21"/>
           <w:szCs w:val="21"/>
         </w:rPr>
@@ -486,13 +402,9 @@
           <w:numId w:val="1"/>
         </w:numPr>
         <w:shd w:val="clear" w:color="auto" w:fill="FFFFFF"/>
-        <w:rPr>
-          <w:color w:val="303030"/>
-        </w:rPr>
-      </w:pPr>
-      <w:r>
-        <w:rPr>
-          <w:color w:val="303030"/>
+      </w:pPr>
+      <w:r>
+        <w:rPr>
           <w:sz w:val="21"/>
           <w:szCs w:val="21"/>
         </w:rPr>
@@ -506,45 +418,13 @@
           <w:numId w:val="1"/>
         </w:numPr>
         <w:shd w:val="clear" w:color="auto" w:fill="FFFFFF"/>
-        <w:rPr>
-          <w:color w:val="303030"/>
-        </w:rPr>
-      </w:pPr>
-      <w:proofErr w:type="spellStart"/>
-      <w:r>
-        <w:rPr>
-          <w:color w:val="303030"/>
-          <w:sz w:val="21"/>
-          <w:szCs w:val="21"/>
-        </w:rPr>
-        <w:t>React</w:t>
-      </w:r>
-      <w:proofErr w:type="spellEnd"/>
-      <w:r>
-        <w:rPr>
-          <w:color w:val="303030"/>
-          <w:sz w:val="21"/>
-          <w:szCs w:val="21"/>
-        </w:rPr>
-        <w:t xml:space="preserve"> (</w:t>
-      </w:r>
-      <w:proofErr w:type="spellStart"/>
-      <w:r>
-        <w:rPr>
-          <w:color w:val="303030"/>
-          <w:sz w:val="21"/>
-          <w:szCs w:val="21"/>
-        </w:rPr>
-        <w:t>frontend</w:t>
-      </w:r>
-      <w:proofErr w:type="spellEnd"/>
-      <w:r>
-        <w:rPr>
-          <w:color w:val="303030"/>
-          <w:sz w:val="21"/>
-          <w:szCs w:val="21"/>
-        </w:rPr>
-        <w:t>)</w:t>
+      </w:pPr>
+      <w:r>
+        <w:rPr>
+          <w:sz w:val="21"/>
+          <w:szCs w:val="21"/>
+        </w:rPr>
+        <w:t>React (frontend)</w:t>
       </w:r>
     </w:p>
     <w:p>
@@ -554,13 +434,9 @@
           <w:numId w:val="1"/>
         </w:numPr>
         <w:shd w:val="clear" w:color="auto" w:fill="FFFFFF"/>
-        <w:rPr>
-          <w:color w:val="303030"/>
-        </w:rPr>
-      </w:pPr>
-      <w:r>
-        <w:rPr>
-          <w:color w:val="303030"/>
+      </w:pPr>
+      <w:r>
+        <w:rPr>
           <w:sz w:val="21"/>
           <w:szCs w:val="21"/>
         </w:rPr>
@@ -574,15 +450,11 @@
           <w:numId w:val="1"/>
         </w:numPr>
         <w:shd w:val="clear" w:color="auto" w:fill="FFFFFF"/>
-        <w:rPr>
-          <w:color w:val="303030"/>
-        </w:rPr>
       </w:pPr>
       <w:r>
         <w:rPr>
           <w:b/>
           <w:bCs/>
-          <w:color w:val="303030"/>
           <w:sz w:val="21"/>
           <w:szCs w:val="21"/>
         </w:rPr>
@@ -592,7 +464,6 @@
         <w:rPr>
           <w:b/>
           <w:bCs/>
-          <w:color w:val="303030"/>
           <w:sz w:val="21"/>
           <w:szCs w:val="21"/>
         </w:rPr>
@@ -606,13 +477,9 @@
           <w:numId w:val="1"/>
         </w:numPr>
         <w:shd w:val="clear" w:color="auto" w:fill="FFFFFF"/>
-        <w:rPr>
-          <w:color w:val="303030"/>
-        </w:rPr>
-      </w:pPr>
-      <w:r>
-        <w:rPr>
-          <w:color w:val="303030"/>
+      </w:pPr>
+      <w:r>
+        <w:rPr>
           <w:sz w:val="21"/>
           <w:szCs w:val="21"/>
         </w:rPr>
@@ -627,13 +494,9 @@
         </w:numPr>
         <w:shd w:val="clear" w:color="auto" w:fill="FFFFFF"/>
         <w:spacing w:after="220"/>
-        <w:rPr>
-          <w:color w:val="303030"/>
-        </w:rPr>
-      </w:pPr>
-      <w:r>
-        <w:rPr>
-          <w:color w:val="303030"/>
+      </w:pPr>
+      <w:r>
+        <w:rPr>
           <w:sz w:val="21"/>
           <w:szCs w:val="21"/>
         </w:rPr>
@@ -642,18 +505,7 @@
     </w:p>
     <w:p>
       <w:pPr>
-        <w:shd w:val="clear" w:color="auto" w:fill="FFFFFF"/>
-        <w:spacing w:after="180" w:line="342" w:lineRule="auto"/>
-        <w:rPr>
-          <w:color w:val="303030"/>
-          <w:sz w:val="21"/>
-          <w:szCs w:val="21"/>
-        </w:rPr>
-      </w:pPr>
-    </w:p>
-    <w:p>
-      <w:pPr>
-        <w:pStyle w:val="Overskrift2"/>
+        <w:pStyle w:val="Heading2"/>
         <w:keepNext w:val="0"/>
         <w:keepLines w:val="0"/>
         <w:shd w:val="clear" w:color="auto" w:fill="FFFFFF"/>
@@ -661,207 +513,237 @@
         <w:rPr>
           <w:b/>
           <w:bCs/>
-          <w:color w:val="303030"/>
           <w:sz w:val="33"/>
           <w:szCs w:val="33"/>
         </w:rPr>
       </w:pPr>
       <w:bookmarkStart w:id="4" w:name="_hpd9741qsmpt" w:colFirst="0" w:colLast="0"/>
       <w:bookmarkEnd w:id="4"/>
-      <w:r>
+    </w:p>
+    <w:p>
+      <w:pPr>
+        <w:pStyle w:val="Heading2"/>
+        <w:keepNext w:val="0"/>
+        <w:keepLines w:val="0"/>
+        <w:shd w:val="clear" w:color="auto" w:fill="FFFFFF"/>
+        <w:spacing w:after="80" w:line="342" w:lineRule="auto"/>
         <w:rPr>
           <w:b/>
           <w:bCs/>
-          <w:color w:val="303030"/>
           <w:sz w:val="33"/>
           <w:szCs w:val="33"/>
         </w:rPr>
+      </w:pPr>
+    </w:p>
+    <w:p>
+      <w:pPr>
+        <w:pStyle w:val="Heading2"/>
+        <w:keepNext w:val="0"/>
+        <w:keepLines w:val="0"/>
+        <w:shd w:val="clear" w:color="auto" w:fill="FFFFFF"/>
+        <w:spacing w:after="80" w:line="342" w:lineRule="auto"/>
+        <w:rPr>
+          <w:sz w:val="21"/>
+          <w:szCs w:val="21"/>
+        </w:rPr>
+      </w:pPr>
+      <w:r>
+        <w:rPr>
+          <w:b/>
+          <w:bCs/>
+          <w:sz w:val="33"/>
+          <w:szCs w:val="33"/>
+        </w:rPr>
+        <w:lastRenderedPageBreak/>
         <w:t>5. Arbejdsopdeling (WBS)</w:t>
       </w:r>
-    </w:p>
-    <w:p>
-      <w:pPr>
-        <w:shd w:val="clear" w:color="auto" w:fill="FFFFFF"/>
-        <w:spacing w:before="220" w:after="220" w:line="342" w:lineRule="auto"/>
-        <w:rPr>
-          <w:color w:val="303030"/>
-          <w:sz w:val="21"/>
-          <w:szCs w:val="21"/>
-        </w:rPr>
-      </w:pPr>
-      <w:r>
-        <w:rPr>
-          <w:color w:val="303030"/>
-          <w:sz w:val="21"/>
-          <w:szCs w:val="21"/>
-        </w:rPr>
+      <w:r>
+        <w:rPr>
+          <w:sz w:val="21"/>
+          <w:szCs w:val="21"/>
+        </w:rPr>
+        <w:br/>
         <w:t>Projektet opdeles i følgende hovedaktiviteter:</w:t>
       </w:r>
     </w:p>
     <w:p>
       <w:pPr>
+        <w:pStyle w:val="Heading2"/>
+        <w:keepNext w:val="0"/>
+        <w:keepLines w:val="0"/>
         <w:numPr>
           <w:ilvl w:val="0"/>
-          <w:numId w:val="3"/>
+          <w:numId w:val="8"/>
         </w:numPr>
         <w:shd w:val="clear" w:color="auto" w:fill="FFFFFF"/>
-        <w:spacing w:before="220"/>
-        <w:rPr>
-          <w:color w:val="303030"/>
-        </w:rPr>
-      </w:pPr>
-      <w:r>
-        <w:rPr>
-          <w:color w:val="303030"/>
-          <w:sz w:val="21"/>
-          <w:szCs w:val="21"/>
-        </w:rPr>
-        <w:t>Analyse og planlægning</w:t>
-      </w:r>
-    </w:p>
-    <w:p>
-      <w:pPr>
+        <w:spacing w:before="0" w:after="80" w:line="342" w:lineRule="auto"/>
+        <w:rPr>
+          <w:sz w:val="21"/>
+          <w:szCs w:val="21"/>
+        </w:rPr>
+      </w:pPr>
+      <w:r>
+        <w:rPr>
+          <w:sz w:val="21"/>
+          <w:szCs w:val="21"/>
+        </w:rPr>
+        <w:t>Projektopstart og fundament</w:t>
+      </w:r>
+    </w:p>
+    <w:p>
+      <w:pPr>
+        <w:pStyle w:val="Heading2"/>
+        <w:keepNext w:val="0"/>
+        <w:keepLines w:val="0"/>
         <w:numPr>
           <w:ilvl w:val="0"/>
-          <w:numId w:val="3"/>
+          <w:numId w:val="8"/>
         </w:numPr>
         <w:shd w:val="clear" w:color="auto" w:fill="FFFFFF"/>
-        <w:rPr>
-          <w:color w:val="303030"/>
-        </w:rPr>
-      </w:pPr>
-      <w:r>
-        <w:rPr>
-          <w:color w:val="303030"/>
-          <w:sz w:val="21"/>
-          <w:szCs w:val="21"/>
-        </w:rPr>
-        <w:t>Design (mockups, UI)</w:t>
-      </w:r>
-    </w:p>
-    <w:p>
-      <w:pPr>
+        <w:spacing w:before="0" w:after="80" w:line="342" w:lineRule="auto"/>
+        <w:rPr>
+          <w:sz w:val="21"/>
+          <w:szCs w:val="21"/>
+        </w:rPr>
+      </w:pPr>
+      <w:r>
+        <w:rPr>
+          <w:sz w:val="21"/>
+          <w:szCs w:val="21"/>
+        </w:rPr>
+        <w:t>Planlægning og organisering</w:t>
+      </w:r>
+    </w:p>
+    <w:p>
+      <w:pPr>
+        <w:pStyle w:val="Heading2"/>
+        <w:keepNext w:val="0"/>
+        <w:keepLines w:val="0"/>
         <w:numPr>
           <w:ilvl w:val="0"/>
-          <w:numId w:val="3"/>
+          <w:numId w:val="8"/>
         </w:numPr>
         <w:shd w:val="clear" w:color="auto" w:fill="FFFFFF"/>
-        <w:rPr>
-          <w:color w:val="303030"/>
-        </w:rPr>
-      </w:pPr>
-      <w:proofErr w:type="spellStart"/>
-      <w:r>
-        <w:rPr>
-          <w:color w:val="303030"/>
-          <w:sz w:val="21"/>
-          <w:szCs w:val="21"/>
-        </w:rPr>
-        <w:t>Backend</w:t>
-      </w:r>
-      <w:proofErr w:type="spellEnd"/>
-      <w:r>
-        <w:rPr>
-          <w:color w:val="303030"/>
-          <w:sz w:val="21"/>
-          <w:szCs w:val="21"/>
-        </w:rPr>
-        <w:t xml:space="preserve"> udvikling (Firebase)</w:t>
-      </w:r>
-    </w:p>
-    <w:p>
-      <w:pPr>
+        <w:spacing w:before="0" w:after="80" w:line="342" w:lineRule="auto"/>
+        <w:rPr>
+          <w:sz w:val="21"/>
+          <w:szCs w:val="21"/>
+        </w:rPr>
+      </w:pPr>
+      <w:r>
+        <w:rPr>
+          <w:sz w:val="21"/>
+          <w:szCs w:val="21"/>
+        </w:rPr>
+        <w:t>Design og arkitektur</w:t>
+      </w:r>
+    </w:p>
+    <w:p>
+      <w:pPr>
+        <w:pStyle w:val="Heading2"/>
+        <w:keepNext w:val="0"/>
+        <w:keepLines w:val="0"/>
         <w:numPr>
           <w:ilvl w:val="0"/>
-          <w:numId w:val="3"/>
+          <w:numId w:val="8"/>
         </w:numPr>
         <w:shd w:val="clear" w:color="auto" w:fill="FFFFFF"/>
-        <w:rPr>
-          <w:color w:val="303030"/>
-        </w:rPr>
-      </w:pPr>
-      <w:proofErr w:type="spellStart"/>
-      <w:r>
-        <w:rPr>
-          <w:color w:val="303030"/>
-          <w:sz w:val="21"/>
-          <w:szCs w:val="21"/>
-        </w:rPr>
-        <w:t>Frontend</w:t>
-      </w:r>
-      <w:proofErr w:type="spellEnd"/>
-      <w:r>
-        <w:rPr>
-          <w:color w:val="303030"/>
-          <w:sz w:val="21"/>
-          <w:szCs w:val="21"/>
-        </w:rPr>
-        <w:t xml:space="preserve"> udvikling</w:t>
-      </w:r>
-    </w:p>
-    <w:p>
-      <w:pPr>
+        <w:spacing w:before="0" w:after="80" w:line="342" w:lineRule="auto"/>
+        <w:rPr>
+          <w:sz w:val="21"/>
+          <w:szCs w:val="21"/>
+        </w:rPr>
+      </w:pPr>
+      <w:r>
+        <w:rPr>
+          <w:sz w:val="21"/>
+          <w:szCs w:val="21"/>
+        </w:rPr>
+        <w:t>Teknisk setup og backend-integration</w:t>
+      </w:r>
+    </w:p>
+    <w:p>
+      <w:pPr>
+        <w:pStyle w:val="Heading2"/>
+        <w:keepNext w:val="0"/>
+        <w:keepLines w:val="0"/>
         <w:numPr>
           <w:ilvl w:val="0"/>
-          <w:numId w:val="3"/>
+          <w:numId w:val="8"/>
         </w:numPr>
         <w:shd w:val="clear" w:color="auto" w:fill="FFFFFF"/>
-        <w:rPr>
-          <w:color w:val="303030"/>
-        </w:rPr>
-      </w:pPr>
-      <w:r>
-        <w:rPr>
-          <w:color w:val="303030"/>
-          <w:sz w:val="21"/>
-          <w:szCs w:val="21"/>
-        </w:rPr>
-        <w:t>Integration</w:t>
-      </w:r>
-    </w:p>
-    <w:p>
-      <w:pPr>
+        <w:spacing w:before="0" w:after="80" w:line="342" w:lineRule="auto"/>
+        <w:rPr>
+          <w:sz w:val="21"/>
+          <w:szCs w:val="21"/>
+        </w:rPr>
+      </w:pPr>
+      <w:r>
+        <w:rPr>
+          <w:sz w:val="21"/>
+          <w:szCs w:val="21"/>
+        </w:rPr>
+        <w:t>Frontend fundament og navigation</w:t>
+      </w:r>
+    </w:p>
+    <w:p>
+      <w:pPr>
+        <w:pStyle w:val="Heading2"/>
+        <w:keepNext w:val="0"/>
+        <w:keepLines w:val="0"/>
         <w:numPr>
           <w:ilvl w:val="0"/>
-          <w:numId w:val="3"/>
+          <w:numId w:val="8"/>
         </w:numPr>
         <w:shd w:val="clear" w:color="auto" w:fill="FFFFFF"/>
-        <w:spacing w:after="220"/>
-        <w:rPr>
-          <w:color w:val="303030"/>
-        </w:rPr>
-      </w:pPr>
-      <w:r>
-        <w:rPr>
-          <w:color w:val="303030"/>
-          <w:sz w:val="21"/>
-          <w:szCs w:val="21"/>
-        </w:rPr>
-        <w:t>Test og afslutning</w:t>
-      </w:r>
-    </w:p>
-    <w:p>
-      <w:pPr>
-        <w:shd w:val="clear" w:color="auto" w:fill="FFFFFF"/>
-        <w:spacing w:after="180" w:line="342" w:lineRule="auto"/>
-        <w:rPr>
-          <w:color w:val="303030"/>
-          <w:sz w:val="21"/>
-          <w:szCs w:val="21"/>
-        </w:rPr>
-      </w:pPr>
-    </w:p>
-    <w:p>
-      <w:pPr>
-        <w:pStyle w:val="Overskrift2"/>
+        <w:spacing w:before="0" w:after="80" w:line="342" w:lineRule="auto"/>
+        <w:rPr>
+          <w:sz w:val="21"/>
+          <w:szCs w:val="21"/>
+        </w:rPr>
+      </w:pPr>
+      <w:r>
+        <w:rPr>
+          <w:sz w:val="21"/>
+          <w:szCs w:val="21"/>
+        </w:rPr>
+        <w:t>Funktionalitet og brugerflow</w:t>
+      </w:r>
+    </w:p>
+    <w:p>
+      <w:pPr>
+        <w:pStyle w:val="Heading2"/>
         <w:keepNext w:val="0"/>
         <w:keepLines w:val="0"/>
+        <w:numPr>
+          <w:ilvl w:val="0"/>
+          <w:numId w:val="8"/>
+        </w:numPr>
+        <w:shd w:val="clear" w:color="auto" w:fill="FFFFFF"/>
+        <w:spacing w:before="0" w:after="80" w:line="342" w:lineRule="auto"/>
+        <w:rPr>
+          <w:sz w:val="21"/>
+          <w:szCs w:val="21"/>
+        </w:rPr>
+      </w:pPr>
+      <w:r>
+        <w:rPr>
+          <w:sz w:val="21"/>
+          <w:szCs w:val="21"/>
+        </w:rPr>
+        <w:t>Test, optimering og færdigt produkt</w:t>
+      </w:r>
+    </w:p>
+    <w:p>
+      <w:pPr>
+        <w:pStyle w:val="Heading2"/>
+        <w:keepNext w:val="0"/>
+        <w:keepLines w:val="0"/>
         <w:shd w:val="clear" w:color="auto" w:fill="FFFFFF"/>
         <w:spacing w:after="80" w:line="342" w:lineRule="auto"/>
         <w:rPr>
           <w:b/>
           <w:bCs/>
-          <w:color w:val="303030"/>
           <w:sz w:val="33"/>
           <w:szCs w:val="33"/>
         </w:rPr>
@@ -872,64 +754,31 @@
         <w:rPr>
           <w:b/>
           <w:bCs/>
-          <w:color w:val="303030"/>
           <w:sz w:val="33"/>
           <w:szCs w:val="33"/>
         </w:rPr>
         <w:t>6. Projekttidsplan</w:t>
       </w:r>
-    </w:p>
-    <w:p>
-      <w:pPr>
-        <w:shd w:val="clear" w:color="auto" w:fill="FFFFFF"/>
-        <w:spacing w:before="220" w:after="220" w:line="342" w:lineRule="auto"/>
-        <w:rPr>
-          <w:color w:val="303030"/>
-          <w:sz w:val="21"/>
-          <w:szCs w:val="21"/>
-        </w:rPr>
-      </w:pPr>
-      <w:r>
-        <w:rPr>
-          <w:color w:val="303030"/>
-          <w:sz w:val="21"/>
-          <w:szCs w:val="21"/>
-        </w:rPr>
-        <w:t xml:space="preserve">Projektet følger en tidsplan som vist i </w:t>
-      </w:r>
-      <w:proofErr w:type="spellStart"/>
-      <w:r>
-        <w:rPr>
-          <w:color w:val="303030"/>
-          <w:sz w:val="21"/>
-          <w:szCs w:val="21"/>
-        </w:rPr>
-        <w:t>Gantt</w:t>
-      </w:r>
-      <w:proofErr w:type="spellEnd"/>
-      <w:r>
-        <w:rPr>
-          <w:color w:val="303030"/>
-          <w:sz w:val="21"/>
-          <w:szCs w:val="21"/>
-        </w:rPr>
-        <w:t>-diagrammet. Opgaverne er afhængige af hinanden, og milepæle markerer centrale fremgange i projektet såsom design godkendelse og færdig implementering.</w:t>
-      </w:r>
-    </w:p>
-    <w:p>
-      <w:pPr>
-        <w:shd w:val="clear" w:color="auto" w:fill="FFFFFF"/>
-        <w:spacing w:after="180" w:line="342" w:lineRule="auto"/>
-        <w:rPr>
-          <w:color w:val="303030"/>
-          <w:sz w:val="21"/>
-          <w:szCs w:val="21"/>
-        </w:rPr>
-      </w:pPr>
-    </w:p>
-    <w:p>
-      <w:pPr>
-        <w:pStyle w:val="Overskrift2"/>
+      <w:r>
+        <w:rPr>
+          <w:b/>
+          <w:bCs/>
+          <w:sz w:val="33"/>
+          <w:szCs w:val="33"/>
+        </w:rPr>
+        <w:t xml:space="preserve"> </w:t>
+      </w:r>
+      <w:r>
+        <w:rPr>
+          <w:sz w:val="21"/>
+          <w:szCs w:val="21"/>
+        </w:rPr>
+        <w:t>Projektet følger en tidsplan som vist i Gantt-diagrammet. Opgaverne er afhængige af hinanden, og milepæle markerer centrale fremgange i projektet såsom design godkendelse og færdig implementering.</w:t>
+      </w:r>
+    </w:p>
+    <w:p>
+      <w:pPr>
+        <w:pStyle w:val="Heading2"/>
         <w:keepNext w:val="0"/>
         <w:keepLines w:val="0"/>
         <w:shd w:val="clear" w:color="auto" w:fill="FFFFFF"/>
@@ -937,7 +786,6 @@
         <w:rPr>
           <w:b/>
           <w:bCs/>
-          <w:color w:val="303030"/>
           <w:sz w:val="33"/>
           <w:szCs w:val="33"/>
         </w:rPr>
@@ -948,7 +796,6 @@
         <w:rPr>
           <w:b/>
           <w:bCs/>
-          <w:color w:val="303030"/>
           <w:sz w:val="33"/>
           <w:szCs w:val="33"/>
         </w:rPr>
@@ -960,14 +807,12 @@
         <w:shd w:val="clear" w:color="auto" w:fill="FFFFFF"/>
         <w:spacing w:before="220" w:after="220" w:line="342" w:lineRule="auto"/>
         <w:rPr>
-          <w:color w:val="303030"/>
-          <w:sz w:val="21"/>
-          <w:szCs w:val="21"/>
-        </w:rPr>
-      </w:pPr>
-      <w:r>
-        <w:rPr>
-          <w:color w:val="303030"/>
+          <w:sz w:val="21"/>
+          <w:szCs w:val="21"/>
+        </w:rPr>
+      </w:pPr>
+      <w:r>
+        <w:rPr>
           <w:sz w:val="21"/>
           <w:szCs w:val="21"/>
         </w:rPr>
@@ -982,13 +827,9 @@
         </w:numPr>
         <w:shd w:val="clear" w:color="auto" w:fill="FFFFFF"/>
         <w:spacing w:before="220"/>
-        <w:rPr>
-          <w:color w:val="303030"/>
-        </w:rPr>
-      </w:pPr>
-      <w:r>
-        <w:rPr>
-          <w:color w:val="303030"/>
+      </w:pPr>
+      <w:r>
+        <w:rPr>
           <w:sz w:val="21"/>
           <w:szCs w:val="21"/>
         </w:rPr>
@@ -1002,13 +843,9 @@
           <w:numId w:val="4"/>
         </w:numPr>
         <w:shd w:val="clear" w:color="auto" w:fill="FFFFFF"/>
-        <w:rPr>
-          <w:color w:val="303030"/>
-        </w:rPr>
-      </w:pPr>
-      <w:r>
-        <w:rPr>
-          <w:color w:val="303030"/>
+      </w:pPr>
+      <w:r>
+        <w:rPr>
           <w:sz w:val="21"/>
           <w:szCs w:val="21"/>
         </w:rPr>
@@ -1023,13 +860,9 @@
         </w:numPr>
         <w:shd w:val="clear" w:color="auto" w:fill="FFFFFF"/>
         <w:spacing w:after="220"/>
-        <w:rPr>
-          <w:color w:val="303030"/>
-        </w:rPr>
-      </w:pPr>
-      <w:r>
-        <w:rPr>
-          <w:color w:val="303030"/>
+      </w:pPr>
+      <w:r>
+        <w:rPr>
           <w:sz w:val="21"/>
           <w:szCs w:val="21"/>
         </w:rPr>
@@ -1042,7 +875,28 @@
         <w:spacing w:before="220" w:after="220" w:line="342" w:lineRule="auto"/>
         <w:jc w:val="center"/>
         <w:rPr>
-          <w:color w:val="303030"/>
+          <w:b/>
+          <w:bCs/>
+          <w:sz w:val="16"/>
+          <w:szCs w:val="16"/>
+        </w:rPr>
+        <w:sectPr>
+          <w:pgSz w:w="16834" w:h="11909" w:orient="landscape"/>
+          <w:pgMar w:top="1440" w:right="1440" w:bottom="1440" w:left="1440" w:header="720" w:footer="720" w:gutter="0"/>
+          <w:pgNumType w:start="1"/>
+          <w:cols w:num="2" w:space="708"/>
+          <w:docGrid w:linePitch="299"/>
+        </w:sectPr>
+      </w:pPr>
+    </w:p>
+    <w:p>
+      <w:pPr>
+        <w:shd w:val="clear" w:color="auto" w:fill="FFFFFF"/>
+        <w:spacing w:before="220" w:after="220" w:line="342" w:lineRule="auto"/>
+        <w:jc w:val="center"/>
+        <w:rPr>
+          <w:b/>
+          <w:bCs/>
           <w:sz w:val="16"/>
           <w:szCs w:val="16"/>
         </w:rPr>
@@ -1055,17 +909,9 @@
         </w:rPr>
         <w:lastRenderedPageBreak/>
         <w:drawing>
-          <wp:anchor distT="114300" distB="114300" distL="114300" distR="114300" simplePos="0" relativeHeight="251658240" behindDoc="0" locked="0" layoutInCell="1" hidden="0" allowOverlap="1" wp14:anchorId="4D279978" wp14:editId="338EC8F1">
-            <wp:simplePos x="0" y="0"/>
-            <wp:positionH relativeFrom="column">
-              <wp:posOffset>-647700</wp:posOffset>
-            </wp:positionH>
-            <wp:positionV relativeFrom="paragraph">
-              <wp:posOffset>0</wp:posOffset>
-            </wp:positionV>
-            <wp:extent cx="7109460" cy="3428365"/>
-            <wp:effectExtent l="0" t="0" r="0" b="635"/>
-            <wp:wrapSquare wrapText="bothSides" distT="114300" distB="114300" distL="114300" distR="114300"/>
+          <wp:inline distT="0" distB="0" distL="0" distR="0" wp14:anchorId="4D279978" wp14:editId="7D2A9C5D">
+            <wp:extent cx="8229600" cy="4867275"/>
+            <wp:effectExtent l="0" t="0" r="0" b="9525"/>
             <wp:docPr id="1" name="image1.png"/>
             <wp:cNvGraphicFramePr/>
             <a:graphic xmlns:a="http://schemas.openxmlformats.org/drawingml/2006/main">
@@ -1076,7 +922,13 @@
                     <pic:cNvPicPr preferRelativeResize="0"/>
                   </pic:nvPicPr>
                   <pic:blipFill>
-                    <a:blip r:embed="rId5"/>
+                    <a:blip r:embed="rId5">
+                      <a:extLst>
+                        <a:ext uri="{28A0092B-C50C-407E-A947-70E740481C1C}">
+                          <a14:useLocalDpi xmlns:a14="http://schemas.microsoft.com/office/drawing/2010/main" val="0"/>
+                        </a:ext>
+                      </a:extLst>
+                    </a:blip>
                     <a:srcRect/>
                     <a:stretch>
                       <a:fillRect/>
@@ -1085,7 +937,7 @@
                   <pic:spPr>
                     <a:xfrm>
                       <a:off x="0" y="0"/>
-                      <a:ext cx="7109460" cy="3428365"/>
+                      <a:ext cx="8229600" cy="4867275"/>
                     </a:xfrm>
                     <a:prstGeom prst="rect">
                       <a:avLst/>
@@ -1095,42 +947,35 @@
                 </pic:pic>
               </a:graphicData>
             </a:graphic>
-            <wp14:sizeRelH relativeFrom="margin">
-              <wp14:pctWidth>0</wp14:pctWidth>
-            </wp14:sizeRelH>
-            <wp14:sizeRelV relativeFrom="margin">
-              <wp14:pctHeight>0</wp14:pctHeight>
-            </wp14:sizeRelV>
-          </wp:anchor>
+          </wp:inline>
         </w:drawing>
       </w:r>
+    </w:p>
+    <w:p>
+      <w:pPr>
+        <w:shd w:val="clear" w:color="auto" w:fill="FFFFFF"/>
+        <w:spacing w:before="220" w:after="220" w:line="342" w:lineRule="auto"/>
+        <w:jc w:val="center"/>
+        <w:rPr>
+          <w:sz w:val="16"/>
+          <w:szCs w:val="16"/>
+        </w:rPr>
+      </w:pPr>
       <w:r>
         <w:rPr>
           <w:b/>
           <w:bCs/>
-          <w:color w:val="303030"/>
           <w:sz w:val="16"/>
           <w:szCs w:val="16"/>
         </w:rPr>
         <w:t xml:space="preserve">Figur 1: </w:t>
       </w:r>
-      <w:proofErr w:type="spellStart"/>
-      <w:r>
-        <w:rPr>
-          <w:color w:val="303030"/>
+      <w:r>
+        <w:rPr>
           <w:sz w:val="16"/>
           <w:szCs w:val="16"/>
         </w:rPr>
-        <w:t>Gantt</w:t>
-      </w:r>
-      <w:proofErr w:type="spellEnd"/>
-      <w:r>
-        <w:rPr>
-          <w:color w:val="303030"/>
-          <w:sz w:val="16"/>
-          <w:szCs w:val="16"/>
-        </w:rPr>
-        <w:t xml:space="preserve"> diagram over forløbet. Placeringen af teksten afhænger af opgavens varighed, hvor korte aktiviteter og milepæle vises med tekst udenfor baren.</w:t>
+        <w:t>Gantt diagram over forløbet. Placeringen af teksten afhænger af opgavens varighed, hvor korte aktiviteter og milepæle vises med tekst udenfor baren.</w:t>
       </w:r>
     </w:p>
     <w:p>
@@ -1138,7 +983,6 @@
         <w:shd w:val="clear" w:color="auto" w:fill="FFFFFF"/>
         <w:spacing w:after="180"/>
         <w:rPr>
-          <w:color w:val="303030"/>
           <w:sz w:val="21"/>
           <w:szCs w:val="21"/>
         </w:rPr>
@@ -1151,7 +995,6 @@
         <w:rPr>
           <w:b/>
           <w:bCs/>
-          <w:color w:val="303030"/>
           <w:sz w:val="21"/>
           <w:szCs w:val="21"/>
         </w:rPr>
@@ -1160,10 +1003,10 @@
         <w:rPr>
           <w:b/>
           <w:bCs/>
-          <w:color w:val="303030"/>
-          <w:sz w:val="21"/>
-          <w:szCs w:val="21"/>
-        </w:rPr>
+          <w:sz w:val="21"/>
+          <w:szCs w:val="21"/>
+        </w:rPr>
+        <w:lastRenderedPageBreak/>
         <w:t>Risikotabel:</w:t>
       </w:r>
     </w:p>
@@ -1215,7 +1058,6 @@
               <w:spacing w:after="180"/>
               <w:jc w:val="center"/>
               <w:rPr>
-                <w:color w:val="303030"/>
                 <w:sz w:val="21"/>
                 <w:szCs w:val="21"/>
               </w:rPr>
@@ -1224,7 +1066,6 @@
               <w:rPr>
                 <w:b/>
                 <w:bCs/>
-                <w:color w:val="303030"/>
                 <w:sz w:val="21"/>
                 <w:szCs w:val="21"/>
               </w:rPr>
@@ -1254,7 +1095,6 @@
               <w:spacing w:after="180"/>
               <w:jc w:val="center"/>
               <w:rPr>
-                <w:color w:val="303030"/>
                 <w:sz w:val="21"/>
                 <w:szCs w:val="21"/>
               </w:rPr>
@@ -1263,7 +1103,6 @@
               <w:rPr>
                 <w:b/>
                 <w:bCs/>
-                <w:color w:val="303030"/>
                 <w:sz w:val="21"/>
                 <w:szCs w:val="21"/>
               </w:rPr>
@@ -1293,7 +1132,6 @@
               <w:spacing w:after="180"/>
               <w:jc w:val="center"/>
               <w:rPr>
-                <w:color w:val="303030"/>
                 <w:sz w:val="21"/>
                 <w:szCs w:val="21"/>
               </w:rPr>
@@ -1302,7 +1140,6 @@
               <w:rPr>
                 <w:b/>
                 <w:bCs/>
-                <w:color w:val="303030"/>
                 <w:sz w:val="21"/>
                 <w:szCs w:val="21"/>
               </w:rPr>
@@ -1332,7 +1169,6 @@
               <w:spacing w:after="180"/>
               <w:jc w:val="center"/>
               <w:rPr>
-                <w:color w:val="303030"/>
                 <w:sz w:val="21"/>
                 <w:szCs w:val="21"/>
               </w:rPr>
@@ -1341,7 +1177,6 @@
               <w:rPr>
                 <w:b/>
                 <w:bCs/>
-                <w:color w:val="303030"/>
                 <w:sz w:val="21"/>
                 <w:szCs w:val="21"/>
               </w:rPr>
@@ -1375,14 +1210,12 @@
               <w:shd w:val="clear" w:color="auto" w:fill="FFFFFF"/>
               <w:spacing w:after="180"/>
               <w:rPr>
-                <w:color w:val="303030"/>
                 <w:sz w:val="21"/>
                 <w:szCs w:val="21"/>
               </w:rPr>
             </w:pPr>
             <w:r>
               <w:rPr>
-                <w:color w:val="303030"/>
                 <w:sz w:val="21"/>
                 <w:szCs w:val="21"/>
               </w:rPr>
@@ -1411,14 +1244,12 @@
               <w:shd w:val="clear" w:color="auto" w:fill="FFFFFF"/>
               <w:spacing w:after="180"/>
               <w:rPr>
-                <w:color w:val="303030"/>
                 <w:sz w:val="21"/>
                 <w:szCs w:val="21"/>
               </w:rPr>
             </w:pPr>
             <w:r>
               <w:rPr>
-                <w:color w:val="303030"/>
                 <w:sz w:val="21"/>
                 <w:szCs w:val="21"/>
               </w:rPr>
@@ -1447,14 +1278,12 @@
               <w:shd w:val="clear" w:color="auto" w:fill="FFFFFF"/>
               <w:spacing w:after="180"/>
               <w:rPr>
-                <w:color w:val="303030"/>
                 <w:sz w:val="21"/>
                 <w:szCs w:val="21"/>
               </w:rPr>
             </w:pPr>
             <w:r>
               <w:rPr>
-                <w:color w:val="303030"/>
                 <w:sz w:val="21"/>
                 <w:szCs w:val="21"/>
               </w:rPr>
@@ -1483,29 +1312,17 @@
               <w:shd w:val="clear" w:color="auto" w:fill="FFFFFF"/>
               <w:spacing w:after="180"/>
               <w:rPr>
-                <w:color w:val="303030"/>
                 <w:sz w:val="21"/>
                 <w:szCs w:val="21"/>
               </w:rPr>
             </w:pPr>
             <w:r>
               <w:rPr>
-                <w:color w:val="303030"/>
-                <w:sz w:val="21"/>
-                <w:szCs w:val="21"/>
-              </w:rPr>
-              <w:t xml:space="preserve">Læring + </w:t>
+                <w:sz w:val="21"/>
+                <w:szCs w:val="21"/>
+              </w:rPr>
+              <w:t>Læring + tutorials</w:t>
             </w:r>
-            <w:proofErr w:type="spellStart"/>
-            <w:r>
-              <w:rPr>
-                <w:color w:val="303030"/>
-                <w:sz w:val="21"/>
-                <w:szCs w:val="21"/>
-              </w:rPr>
-              <w:t>tutorials</w:t>
-            </w:r>
-            <w:proofErr w:type="spellEnd"/>
           </w:p>
         </w:tc>
       </w:tr>
@@ -1534,14 +1351,12 @@
               <w:shd w:val="clear" w:color="auto" w:fill="FFFFFF"/>
               <w:spacing w:after="180"/>
               <w:rPr>
-                <w:color w:val="303030"/>
                 <w:sz w:val="21"/>
                 <w:szCs w:val="21"/>
               </w:rPr>
             </w:pPr>
             <w:r>
               <w:rPr>
-                <w:color w:val="303030"/>
                 <w:sz w:val="21"/>
                 <w:szCs w:val="21"/>
               </w:rPr>
@@ -1570,14 +1385,12 @@
               <w:shd w:val="clear" w:color="auto" w:fill="FFFFFF"/>
               <w:spacing w:after="180"/>
               <w:rPr>
-                <w:color w:val="303030"/>
                 <w:sz w:val="21"/>
                 <w:szCs w:val="21"/>
               </w:rPr>
             </w:pPr>
             <w:r>
               <w:rPr>
-                <w:color w:val="303030"/>
                 <w:sz w:val="21"/>
                 <w:szCs w:val="21"/>
               </w:rPr>
@@ -1606,14 +1419,12 @@
               <w:shd w:val="clear" w:color="auto" w:fill="FFFFFF"/>
               <w:spacing w:after="180"/>
               <w:rPr>
-                <w:color w:val="303030"/>
                 <w:sz w:val="21"/>
                 <w:szCs w:val="21"/>
               </w:rPr>
             </w:pPr>
             <w:r>
               <w:rPr>
-                <w:color w:val="303030"/>
                 <w:sz w:val="21"/>
                 <w:szCs w:val="21"/>
               </w:rPr>
@@ -1642,14 +1453,12 @@
               <w:shd w:val="clear" w:color="auto" w:fill="FFFFFF"/>
               <w:spacing w:after="180"/>
               <w:rPr>
-                <w:color w:val="303030"/>
                 <w:sz w:val="21"/>
                 <w:szCs w:val="21"/>
               </w:rPr>
             </w:pPr>
             <w:r>
               <w:rPr>
-                <w:color w:val="303030"/>
                 <w:sz w:val="21"/>
                 <w:szCs w:val="21"/>
               </w:rPr>
@@ -1683,14 +1492,12 @@
               <w:shd w:val="clear" w:color="auto" w:fill="FFFFFF"/>
               <w:spacing w:after="180"/>
               <w:rPr>
-                <w:color w:val="303030"/>
                 <w:sz w:val="21"/>
                 <w:szCs w:val="21"/>
               </w:rPr>
             </w:pPr>
             <w:r>
               <w:rPr>
-                <w:color w:val="303030"/>
                 <w:sz w:val="21"/>
                 <w:szCs w:val="21"/>
               </w:rPr>
@@ -1719,14 +1526,12 @@
               <w:shd w:val="clear" w:color="auto" w:fill="FFFFFF"/>
               <w:spacing w:after="180"/>
               <w:rPr>
-                <w:color w:val="303030"/>
                 <w:sz w:val="21"/>
                 <w:szCs w:val="21"/>
               </w:rPr>
             </w:pPr>
             <w:r>
               <w:rPr>
-                <w:color w:val="303030"/>
                 <w:sz w:val="21"/>
                 <w:szCs w:val="21"/>
               </w:rPr>
@@ -1755,14 +1560,12 @@
               <w:shd w:val="clear" w:color="auto" w:fill="FFFFFF"/>
               <w:spacing w:after="180"/>
               <w:rPr>
-                <w:color w:val="303030"/>
                 <w:sz w:val="21"/>
                 <w:szCs w:val="21"/>
               </w:rPr>
             </w:pPr>
             <w:r>
               <w:rPr>
-                <w:color w:val="303030"/>
                 <w:sz w:val="21"/>
                 <w:szCs w:val="21"/>
               </w:rPr>
@@ -1791,14 +1594,12 @@
               <w:shd w:val="clear" w:color="auto" w:fill="FFFFFF"/>
               <w:spacing w:after="180"/>
               <w:rPr>
-                <w:color w:val="303030"/>
                 <w:sz w:val="21"/>
                 <w:szCs w:val="21"/>
               </w:rPr>
             </w:pPr>
             <w:r>
               <w:rPr>
-                <w:color w:val="303030"/>
                 <w:sz w:val="21"/>
                 <w:szCs w:val="21"/>
               </w:rPr>
@@ -1832,14 +1633,12 @@
               <w:shd w:val="clear" w:color="auto" w:fill="FFFFFF"/>
               <w:spacing w:after="180"/>
               <w:rPr>
-                <w:color w:val="303030"/>
                 <w:sz w:val="21"/>
                 <w:szCs w:val="21"/>
               </w:rPr>
             </w:pPr>
             <w:r>
               <w:rPr>
-                <w:color w:val="303030"/>
                 <w:sz w:val="21"/>
                 <w:szCs w:val="21"/>
               </w:rPr>
@@ -1868,14 +1667,12 @@
               <w:shd w:val="clear" w:color="auto" w:fill="FFFFFF"/>
               <w:spacing w:after="180"/>
               <w:rPr>
-                <w:color w:val="303030"/>
                 <w:sz w:val="21"/>
                 <w:szCs w:val="21"/>
               </w:rPr>
             </w:pPr>
             <w:r>
               <w:rPr>
-                <w:color w:val="303030"/>
                 <w:sz w:val="21"/>
                 <w:szCs w:val="21"/>
               </w:rPr>
@@ -1904,14 +1701,12 @@
               <w:shd w:val="clear" w:color="auto" w:fill="FFFFFF"/>
               <w:spacing w:after="180"/>
               <w:rPr>
-                <w:color w:val="303030"/>
                 <w:sz w:val="21"/>
                 <w:szCs w:val="21"/>
               </w:rPr>
             </w:pPr>
             <w:r>
               <w:rPr>
-                <w:color w:val="303030"/>
                 <w:sz w:val="21"/>
                 <w:szCs w:val="21"/>
               </w:rPr>
@@ -1940,29 +1735,17 @@
               <w:shd w:val="clear" w:color="auto" w:fill="FFFFFF"/>
               <w:spacing w:after="180"/>
               <w:rPr>
-                <w:color w:val="303030"/>
                 <w:sz w:val="21"/>
                 <w:szCs w:val="21"/>
               </w:rPr>
             </w:pPr>
             <w:r>
               <w:rPr>
-                <w:color w:val="303030"/>
-                <w:sz w:val="21"/>
-                <w:szCs w:val="21"/>
-              </w:rPr>
-              <w:t xml:space="preserve">Test og </w:t>
+                <w:sz w:val="21"/>
+                <w:szCs w:val="21"/>
+              </w:rPr>
+              <w:t>Test og debugging</w:t>
             </w:r>
-            <w:proofErr w:type="spellStart"/>
-            <w:r>
-              <w:rPr>
-                <w:color w:val="303030"/>
-                <w:sz w:val="21"/>
-                <w:szCs w:val="21"/>
-              </w:rPr>
-              <w:t>debugging</w:t>
-            </w:r>
-            <w:proofErr w:type="spellEnd"/>
           </w:p>
         </w:tc>
       </w:tr>
@@ -1991,7 +1774,6 @@
               <w:shd w:val="clear" w:color="auto" w:fill="FFFFFF"/>
               <w:spacing w:after="180"/>
               <w:rPr>
-                <w:color w:val="303030"/>
                 <w:sz w:val="21"/>
                 <w:szCs w:val="21"/>
                 <w:lang w:val="en-US"/>
@@ -1999,7 +1781,6 @@
             </w:pPr>
             <w:r>
               <w:rPr>
-                <w:color w:val="303030"/>
                 <w:sz w:val="21"/>
                 <w:szCs w:val="21"/>
                 <w:lang w:val="en-US"/>
@@ -2029,14 +1810,12 @@
               <w:shd w:val="clear" w:color="auto" w:fill="FFFFFF"/>
               <w:spacing w:after="180"/>
               <w:rPr>
-                <w:color w:val="303030"/>
                 <w:sz w:val="21"/>
                 <w:szCs w:val="21"/>
               </w:rPr>
             </w:pPr>
             <w:r>
               <w:rPr>
-                <w:color w:val="303030"/>
                 <w:sz w:val="21"/>
                 <w:szCs w:val="21"/>
               </w:rPr>
@@ -2065,14 +1844,12 @@
               <w:shd w:val="clear" w:color="auto" w:fill="FFFFFF"/>
               <w:spacing w:after="180"/>
               <w:rPr>
-                <w:color w:val="303030"/>
                 <w:sz w:val="21"/>
                 <w:szCs w:val="21"/>
               </w:rPr>
             </w:pPr>
             <w:r>
               <w:rPr>
-                <w:color w:val="303030"/>
                 <w:sz w:val="21"/>
                 <w:szCs w:val="21"/>
               </w:rPr>
@@ -2101,14 +1878,12 @@
               <w:shd w:val="clear" w:color="auto" w:fill="FFFFFF"/>
               <w:spacing w:after="180"/>
               <w:rPr>
-                <w:color w:val="303030"/>
                 <w:sz w:val="21"/>
                 <w:szCs w:val="21"/>
               </w:rPr>
             </w:pPr>
             <w:r>
               <w:rPr>
-                <w:color w:val="303030"/>
                 <w:sz w:val="21"/>
                 <w:szCs w:val="21"/>
               </w:rPr>
@@ -2120,10 +1895,12 @@
     </w:tbl>
     <w:p/>
     <w:sectPr>
-      <w:pgSz w:w="11909" w:h="16834"/>
+      <w:type w:val="continuous"/>
+      <w:pgSz w:w="16834" w:h="11909" w:orient="landscape"/>
       <w:pgMar w:top="1440" w:right="1440" w:bottom="1440" w:left="1440" w:header="720" w:footer="720" w:gutter="0"/>
       <w:pgNumType w:start="1"/>
       <w:cols w:space="708"/>
+      <w:docGrid w:linePitch="299"/>
     </w:sectPr>
   </w:body>
 </w:document>
@@ -2132,6 +1909,119 @@
 <file path=word/numbering.xml><?xml version="1.0" encoding="utf-8"?>
 <w:numbering xmlns:wpc="http://schemas.microsoft.com/office/word/2010/wordprocessingCanvas" xmlns:cx="http://schemas.microsoft.com/office/drawing/2014/chartex" xmlns:cx1="http://schemas.microsoft.com/office/drawing/2015/9/8/chartex" xmlns:cx2="http://schemas.microsoft.com/office/drawing/2015/10/21/chartex" xmlns:cx3="http://schemas.microsoft.com/office/drawing/2016/5/9/chartex" xmlns:cx4="http://schemas.microsoft.com/office/drawing/2016/5/10/chartex" xmlns:cx5="http://schemas.microsoft.com/office/drawing/2016/5/11/chartex" xmlns:cx6="http://schemas.microsoft.com/office/drawing/2016/5/12/chartex" xmlns:cx7="http://schemas.microsoft.com/office/drawing/2016/5/13/chartex" xmlns:cx8="http://schemas.microsoft.com/office/drawing/2016/5/14/chartex" xmlns:mc="http://schemas.openxmlformats.org/markup-compatibility/2006" xmlns:aink="http://schemas.microsoft.com/office/drawing/2016/ink" xmlns:am3d="http://schemas.microsoft.com/office/drawing/2017/model3d" xmlns:o="urn:schemas-microsoft-com:office:office" xmlns:oel="http://schemas.microsoft.com/office/2019/extlst" xmlns:r="http://schemas.openxmlformats.org/officeDocument/2006/relationships" xmlns:m="http://schemas.openxmlformats.org/officeDocument/2006/math" xmlns:v="urn:schemas-microsoft-com:vml" xmlns:wp14="http://schemas.microsoft.com/office/word/2010/wordprocessingDrawing" xmlns:wp="http://schemas.openxmlformats.org/drawingml/2006/wordprocessingDrawing" xmlns:w10="urn:schemas-microsoft-com:office:word" xmlns:w="http://schemas.openxmlformats.org/wordprocessingml/2006/main" xmlns:w14="http://schemas.microsoft.com/office/word/2010/wordml" xmlns:w15="http://schemas.microsoft.com/office/word/2012/wordml" xmlns:w16cex="http://schemas.microsoft.com/office/word/2018/wordml/cex" xmlns:w16cid="http://schemas.microsoft.com/office/word/2016/wordml/cid" xmlns:w16="http://schemas.microsoft.com/office/word/2018/wordml" xmlns:w16du="http://schemas.microsoft.com/office/word/2023/wordml/word16du" xmlns:w16sdtdh="http://schemas.microsoft.com/office/word/2020/wordml/sdtdatahash" xmlns:w16sdtfl="http://schemas.microsoft.com/office/word/2024/wordml/sdtformatlock" xmlns:w16se="http://schemas.microsoft.com/office/word/2015/wordml/symex" xmlns:wpg="http://schemas.microsoft.com/office/word/2010/wordprocessingGroup" xmlns:wpi="http://schemas.microsoft.com/office/word/2010/wordprocessingInk" xmlns:wne="http://schemas.microsoft.com/office/word/2006/wordml" xmlns:wps="http://schemas.microsoft.com/office/word/2010/wordprocessingShape" mc:Ignorable="w14 w15 w16se w16cid w16 w16cex w16sdtdh w16sdtfl w16du wp14">
   <w:abstractNum w:abstractNumId="0" w15:restartNumberingAfterBreak="0">
+    <w:nsid w:val="28587587"/>
+    <w:multiLevelType w:val="hybridMultilevel"/>
+    <w:tmpl w:val="2084CBF4"/>
+    <w:lvl w:ilvl="0" w:tplc="0C000001">
+      <w:start w:val="1"/>
+      <w:numFmt w:val="bullet"/>
+      <w:lvlText w:val=""/>
+      <w:lvlJc w:val="left"/>
+      <w:pPr>
+        <w:ind w:left="720" w:hanging="360"/>
+      </w:pPr>
+      <w:rPr>
+        <w:rFonts w:ascii="Symbol" w:hAnsi="Symbol" w:hint="default"/>
+      </w:rPr>
+    </w:lvl>
+    <w:lvl w:ilvl="1" w:tplc="0C000003" w:tentative="1">
+      <w:start w:val="1"/>
+      <w:numFmt w:val="bullet"/>
+      <w:lvlText w:val="o"/>
+      <w:lvlJc w:val="left"/>
+      <w:pPr>
+        <w:ind w:left="1440" w:hanging="360"/>
+      </w:pPr>
+      <w:rPr>
+        <w:rFonts w:ascii="Courier New" w:hAnsi="Courier New" w:cs="Courier New" w:hint="default"/>
+      </w:rPr>
+    </w:lvl>
+    <w:lvl w:ilvl="2" w:tplc="0C000005" w:tentative="1">
+      <w:start w:val="1"/>
+      <w:numFmt w:val="bullet"/>
+      <w:lvlText w:val=""/>
+      <w:lvlJc w:val="left"/>
+      <w:pPr>
+        <w:ind w:left="2160" w:hanging="360"/>
+      </w:pPr>
+      <w:rPr>
+        <w:rFonts w:ascii="Wingdings" w:hAnsi="Wingdings" w:hint="default"/>
+      </w:rPr>
+    </w:lvl>
+    <w:lvl w:ilvl="3" w:tplc="0C000001" w:tentative="1">
+      <w:start w:val="1"/>
+      <w:numFmt w:val="bullet"/>
+      <w:lvlText w:val=""/>
+      <w:lvlJc w:val="left"/>
+      <w:pPr>
+        <w:ind w:left="2880" w:hanging="360"/>
+      </w:pPr>
+      <w:rPr>
+        <w:rFonts w:ascii="Symbol" w:hAnsi="Symbol" w:hint="default"/>
+      </w:rPr>
+    </w:lvl>
+    <w:lvl w:ilvl="4" w:tplc="0C000003" w:tentative="1">
+      <w:start w:val="1"/>
+      <w:numFmt w:val="bullet"/>
+      <w:lvlText w:val="o"/>
+      <w:lvlJc w:val="left"/>
+      <w:pPr>
+        <w:ind w:left="3600" w:hanging="360"/>
+      </w:pPr>
+      <w:rPr>
+        <w:rFonts w:ascii="Courier New" w:hAnsi="Courier New" w:cs="Courier New" w:hint="default"/>
+      </w:rPr>
+    </w:lvl>
+    <w:lvl w:ilvl="5" w:tplc="0C000005" w:tentative="1">
+      <w:start w:val="1"/>
+      <w:numFmt w:val="bullet"/>
+      <w:lvlText w:val=""/>
+      <w:lvlJc w:val="left"/>
+      <w:pPr>
+        <w:ind w:left="4320" w:hanging="360"/>
+      </w:pPr>
+      <w:rPr>
+        <w:rFonts w:ascii="Wingdings" w:hAnsi="Wingdings" w:hint="default"/>
+      </w:rPr>
+    </w:lvl>
+    <w:lvl w:ilvl="6" w:tplc="0C000001" w:tentative="1">
+      <w:start w:val="1"/>
+      <w:numFmt w:val="bullet"/>
+      <w:lvlText w:val=""/>
+      <w:lvlJc w:val="left"/>
+      <w:pPr>
+        <w:ind w:left="5040" w:hanging="360"/>
+      </w:pPr>
+      <w:rPr>
+        <w:rFonts w:ascii="Symbol" w:hAnsi="Symbol" w:hint="default"/>
+      </w:rPr>
+    </w:lvl>
+    <w:lvl w:ilvl="7" w:tplc="0C000003" w:tentative="1">
+      <w:start w:val="1"/>
+      <w:numFmt w:val="bullet"/>
+      <w:lvlText w:val="o"/>
+      <w:lvlJc w:val="left"/>
+      <w:pPr>
+        <w:ind w:left="5760" w:hanging="360"/>
+      </w:pPr>
+      <w:rPr>
+        <w:rFonts w:ascii="Courier New" w:hAnsi="Courier New" w:cs="Courier New" w:hint="default"/>
+      </w:rPr>
+    </w:lvl>
+    <w:lvl w:ilvl="8" w:tplc="0C000005" w:tentative="1">
+      <w:start w:val="1"/>
+      <w:numFmt w:val="bullet"/>
+      <w:lvlText w:val=""/>
+      <w:lvlJc w:val="left"/>
+      <w:pPr>
+        <w:ind w:left="6480" w:hanging="360"/>
+      </w:pPr>
+      <w:rPr>
+        <w:rFonts w:ascii="Wingdings" w:hAnsi="Wingdings" w:hint="default"/>
+      </w:rPr>
+    </w:lvl>
+  </w:abstractNum>
+  <w:abstractNum w:abstractNumId="1" w15:restartNumberingAfterBreak="0">
     <w:nsid w:val="35EE1A19"/>
     <w:multiLevelType w:val="multilevel"/>
     <w:tmpl w:val="4E7A0A92"/>
@@ -2256,7 +2146,7 @@
       </w:rPr>
     </w:lvl>
   </w:abstractNum>
-  <w:abstractNum w:abstractNumId="1" w15:restartNumberingAfterBreak="0">
+  <w:abstractNum w:abstractNumId="2" w15:restartNumberingAfterBreak="0">
     <w:nsid w:val="45261848"/>
     <w:multiLevelType w:val="multilevel"/>
     <w:tmpl w:val="57560AAA"/>
@@ -2375,7 +2265,7 @@
       </w:rPr>
     </w:lvl>
   </w:abstractNum>
-  <w:abstractNum w:abstractNumId="2" w15:restartNumberingAfterBreak="0">
+  <w:abstractNum w:abstractNumId="3" w15:restartNumberingAfterBreak="0">
     <w:nsid w:val="5C2250AB"/>
     <w:multiLevelType w:val="multilevel"/>
     <w:tmpl w:val="033C7D8E"/>
@@ -2494,7 +2384,120 @@
       </w:rPr>
     </w:lvl>
   </w:abstractNum>
-  <w:abstractNum w:abstractNumId="3" w15:restartNumberingAfterBreak="0">
+  <w:abstractNum w:abstractNumId="4" w15:restartNumberingAfterBreak="0">
+    <w:nsid w:val="70ED0D43"/>
+    <w:multiLevelType w:val="hybridMultilevel"/>
+    <w:tmpl w:val="E28E07D6"/>
+    <w:lvl w:ilvl="0" w:tplc="0C000001">
+      <w:start w:val="1"/>
+      <w:numFmt w:val="bullet"/>
+      <w:lvlText w:val=""/>
+      <w:lvlJc w:val="left"/>
+      <w:pPr>
+        <w:ind w:left="720" w:hanging="360"/>
+      </w:pPr>
+      <w:rPr>
+        <w:rFonts w:ascii="Symbol" w:hAnsi="Symbol" w:hint="default"/>
+      </w:rPr>
+    </w:lvl>
+    <w:lvl w:ilvl="1" w:tplc="0C000003" w:tentative="1">
+      <w:start w:val="1"/>
+      <w:numFmt w:val="bullet"/>
+      <w:lvlText w:val="o"/>
+      <w:lvlJc w:val="left"/>
+      <w:pPr>
+        <w:ind w:left="1440" w:hanging="360"/>
+      </w:pPr>
+      <w:rPr>
+        <w:rFonts w:ascii="Courier New" w:hAnsi="Courier New" w:cs="Courier New" w:hint="default"/>
+      </w:rPr>
+    </w:lvl>
+    <w:lvl w:ilvl="2" w:tplc="0C000005" w:tentative="1">
+      <w:start w:val="1"/>
+      <w:numFmt w:val="bullet"/>
+      <w:lvlText w:val=""/>
+      <w:lvlJc w:val="left"/>
+      <w:pPr>
+        <w:ind w:left="2160" w:hanging="360"/>
+      </w:pPr>
+      <w:rPr>
+        <w:rFonts w:ascii="Wingdings" w:hAnsi="Wingdings" w:hint="default"/>
+      </w:rPr>
+    </w:lvl>
+    <w:lvl w:ilvl="3" w:tplc="0C000001" w:tentative="1">
+      <w:start w:val="1"/>
+      <w:numFmt w:val="bullet"/>
+      <w:lvlText w:val=""/>
+      <w:lvlJc w:val="left"/>
+      <w:pPr>
+        <w:ind w:left="2880" w:hanging="360"/>
+      </w:pPr>
+      <w:rPr>
+        <w:rFonts w:ascii="Symbol" w:hAnsi="Symbol" w:hint="default"/>
+      </w:rPr>
+    </w:lvl>
+    <w:lvl w:ilvl="4" w:tplc="0C000003" w:tentative="1">
+      <w:start w:val="1"/>
+      <w:numFmt w:val="bullet"/>
+      <w:lvlText w:val="o"/>
+      <w:lvlJc w:val="left"/>
+      <w:pPr>
+        <w:ind w:left="3600" w:hanging="360"/>
+      </w:pPr>
+      <w:rPr>
+        <w:rFonts w:ascii="Courier New" w:hAnsi="Courier New" w:cs="Courier New" w:hint="default"/>
+      </w:rPr>
+    </w:lvl>
+    <w:lvl w:ilvl="5" w:tplc="0C000005" w:tentative="1">
+      <w:start w:val="1"/>
+      <w:numFmt w:val="bullet"/>
+      <w:lvlText w:val=""/>
+      <w:lvlJc w:val="left"/>
+      <w:pPr>
+        <w:ind w:left="4320" w:hanging="360"/>
+      </w:pPr>
+      <w:rPr>
+        <w:rFonts w:ascii="Wingdings" w:hAnsi="Wingdings" w:hint="default"/>
+      </w:rPr>
+    </w:lvl>
+    <w:lvl w:ilvl="6" w:tplc="0C000001" w:tentative="1">
+      <w:start w:val="1"/>
+      <w:numFmt w:val="bullet"/>
+      <w:lvlText w:val=""/>
+      <w:lvlJc w:val="left"/>
+      <w:pPr>
+        <w:ind w:left="5040" w:hanging="360"/>
+      </w:pPr>
+      <w:rPr>
+        <w:rFonts w:ascii="Symbol" w:hAnsi="Symbol" w:hint="default"/>
+      </w:rPr>
+    </w:lvl>
+    <w:lvl w:ilvl="7" w:tplc="0C000003" w:tentative="1">
+      <w:start w:val="1"/>
+      <w:numFmt w:val="bullet"/>
+      <w:lvlText w:val="o"/>
+      <w:lvlJc w:val="left"/>
+      <w:pPr>
+        <w:ind w:left="5760" w:hanging="360"/>
+      </w:pPr>
+      <w:rPr>
+        <w:rFonts w:ascii="Courier New" w:hAnsi="Courier New" w:cs="Courier New" w:hint="default"/>
+      </w:rPr>
+    </w:lvl>
+    <w:lvl w:ilvl="8" w:tplc="0C000005" w:tentative="1">
+      <w:start w:val="1"/>
+      <w:numFmt w:val="bullet"/>
+      <w:lvlText w:val=""/>
+      <w:lvlJc w:val="left"/>
+      <w:pPr>
+        <w:ind w:left="6480" w:hanging="360"/>
+      </w:pPr>
+      <w:rPr>
+        <w:rFonts w:ascii="Wingdings" w:hAnsi="Wingdings" w:hint="default"/>
+      </w:rPr>
+    </w:lvl>
+  </w:abstractNum>
+  <w:abstractNum w:abstractNumId="5" w15:restartNumberingAfterBreak="0">
     <w:nsid w:val="751F06E9"/>
     <w:multiLevelType w:val="multilevel"/>
     <w:tmpl w:val="76A8B138"/>
@@ -2619,17 +2622,255 @@
       </w:rPr>
     </w:lvl>
   </w:abstractNum>
+  <w:abstractNum w:abstractNumId="6" w15:restartNumberingAfterBreak="0">
+    <w:nsid w:val="7BCA54A2"/>
+    <w:multiLevelType w:val="hybridMultilevel"/>
+    <w:tmpl w:val="0A442B68"/>
+    <w:lvl w:ilvl="0" w:tplc="0C000001">
+      <w:start w:val="1"/>
+      <w:numFmt w:val="bullet"/>
+      <w:lvlText w:val=""/>
+      <w:lvlJc w:val="left"/>
+      <w:pPr>
+        <w:ind w:left="720" w:hanging="360"/>
+      </w:pPr>
+      <w:rPr>
+        <w:rFonts w:ascii="Symbol" w:hAnsi="Symbol" w:hint="default"/>
+      </w:rPr>
+    </w:lvl>
+    <w:lvl w:ilvl="1" w:tplc="0C000003" w:tentative="1">
+      <w:start w:val="1"/>
+      <w:numFmt w:val="bullet"/>
+      <w:lvlText w:val="o"/>
+      <w:lvlJc w:val="left"/>
+      <w:pPr>
+        <w:ind w:left="1440" w:hanging="360"/>
+      </w:pPr>
+      <w:rPr>
+        <w:rFonts w:ascii="Courier New" w:hAnsi="Courier New" w:cs="Courier New" w:hint="default"/>
+      </w:rPr>
+    </w:lvl>
+    <w:lvl w:ilvl="2" w:tplc="0C000005" w:tentative="1">
+      <w:start w:val="1"/>
+      <w:numFmt w:val="bullet"/>
+      <w:lvlText w:val=""/>
+      <w:lvlJc w:val="left"/>
+      <w:pPr>
+        <w:ind w:left="2160" w:hanging="360"/>
+      </w:pPr>
+      <w:rPr>
+        <w:rFonts w:ascii="Wingdings" w:hAnsi="Wingdings" w:hint="default"/>
+      </w:rPr>
+    </w:lvl>
+    <w:lvl w:ilvl="3" w:tplc="0C000001" w:tentative="1">
+      <w:start w:val="1"/>
+      <w:numFmt w:val="bullet"/>
+      <w:lvlText w:val=""/>
+      <w:lvlJc w:val="left"/>
+      <w:pPr>
+        <w:ind w:left="2880" w:hanging="360"/>
+      </w:pPr>
+      <w:rPr>
+        <w:rFonts w:ascii="Symbol" w:hAnsi="Symbol" w:hint="default"/>
+      </w:rPr>
+    </w:lvl>
+    <w:lvl w:ilvl="4" w:tplc="0C000003" w:tentative="1">
+      <w:start w:val="1"/>
+      <w:numFmt w:val="bullet"/>
+      <w:lvlText w:val="o"/>
+      <w:lvlJc w:val="left"/>
+      <w:pPr>
+        <w:ind w:left="3600" w:hanging="360"/>
+      </w:pPr>
+      <w:rPr>
+        <w:rFonts w:ascii="Courier New" w:hAnsi="Courier New" w:cs="Courier New" w:hint="default"/>
+      </w:rPr>
+    </w:lvl>
+    <w:lvl w:ilvl="5" w:tplc="0C000005" w:tentative="1">
+      <w:start w:val="1"/>
+      <w:numFmt w:val="bullet"/>
+      <w:lvlText w:val=""/>
+      <w:lvlJc w:val="left"/>
+      <w:pPr>
+        <w:ind w:left="4320" w:hanging="360"/>
+      </w:pPr>
+      <w:rPr>
+        <w:rFonts w:ascii="Wingdings" w:hAnsi="Wingdings" w:hint="default"/>
+      </w:rPr>
+    </w:lvl>
+    <w:lvl w:ilvl="6" w:tplc="0C000001" w:tentative="1">
+      <w:start w:val="1"/>
+      <w:numFmt w:val="bullet"/>
+      <w:lvlText w:val=""/>
+      <w:lvlJc w:val="left"/>
+      <w:pPr>
+        <w:ind w:left="5040" w:hanging="360"/>
+      </w:pPr>
+      <w:rPr>
+        <w:rFonts w:ascii="Symbol" w:hAnsi="Symbol" w:hint="default"/>
+      </w:rPr>
+    </w:lvl>
+    <w:lvl w:ilvl="7" w:tplc="0C000003" w:tentative="1">
+      <w:start w:val="1"/>
+      <w:numFmt w:val="bullet"/>
+      <w:lvlText w:val="o"/>
+      <w:lvlJc w:val="left"/>
+      <w:pPr>
+        <w:ind w:left="5760" w:hanging="360"/>
+      </w:pPr>
+      <w:rPr>
+        <w:rFonts w:ascii="Courier New" w:hAnsi="Courier New" w:cs="Courier New" w:hint="default"/>
+      </w:rPr>
+    </w:lvl>
+    <w:lvl w:ilvl="8" w:tplc="0C000005" w:tentative="1">
+      <w:start w:val="1"/>
+      <w:numFmt w:val="bullet"/>
+      <w:lvlText w:val=""/>
+      <w:lvlJc w:val="left"/>
+      <w:pPr>
+        <w:ind w:left="6480" w:hanging="360"/>
+      </w:pPr>
+      <w:rPr>
+        <w:rFonts w:ascii="Wingdings" w:hAnsi="Wingdings" w:hint="default"/>
+      </w:rPr>
+    </w:lvl>
+  </w:abstractNum>
+  <w:abstractNum w:abstractNumId="7" w15:restartNumberingAfterBreak="0">
+    <w:nsid w:val="7EB35AD9"/>
+    <w:multiLevelType w:val="hybridMultilevel"/>
+    <w:tmpl w:val="0A0E38D4"/>
+    <w:lvl w:ilvl="0" w:tplc="0C000001">
+      <w:start w:val="1"/>
+      <w:numFmt w:val="bullet"/>
+      <w:lvlText w:val=""/>
+      <w:lvlJc w:val="left"/>
+      <w:pPr>
+        <w:ind w:left="720" w:hanging="360"/>
+      </w:pPr>
+      <w:rPr>
+        <w:rFonts w:ascii="Symbol" w:hAnsi="Symbol" w:hint="default"/>
+      </w:rPr>
+    </w:lvl>
+    <w:lvl w:ilvl="1" w:tplc="0C000003" w:tentative="1">
+      <w:start w:val="1"/>
+      <w:numFmt w:val="bullet"/>
+      <w:lvlText w:val="o"/>
+      <w:lvlJc w:val="left"/>
+      <w:pPr>
+        <w:ind w:left="1440" w:hanging="360"/>
+      </w:pPr>
+      <w:rPr>
+        <w:rFonts w:ascii="Courier New" w:hAnsi="Courier New" w:cs="Courier New" w:hint="default"/>
+      </w:rPr>
+    </w:lvl>
+    <w:lvl w:ilvl="2" w:tplc="0C000005" w:tentative="1">
+      <w:start w:val="1"/>
+      <w:numFmt w:val="bullet"/>
+      <w:lvlText w:val=""/>
+      <w:lvlJc w:val="left"/>
+      <w:pPr>
+        <w:ind w:left="2160" w:hanging="360"/>
+      </w:pPr>
+      <w:rPr>
+        <w:rFonts w:ascii="Wingdings" w:hAnsi="Wingdings" w:hint="default"/>
+      </w:rPr>
+    </w:lvl>
+    <w:lvl w:ilvl="3" w:tplc="0C000001" w:tentative="1">
+      <w:start w:val="1"/>
+      <w:numFmt w:val="bullet"/>
+      <w:lvlText w:val=""/>
+      <w:lvlJc w:val="left"/>
+      <w:pPr>
+        <w:ind w:left="2880" w:hanging="360"/>
+      </w:pPr>
+      <w:rPr>
+        <w:rFonts w:ascii="Symbol" w:hAnsi="Symbol" w:hint="default"/>
+      </w:rPr>
+    </w:lvl>
+    <w:lvl w:ilvl="4" w:tplc="0C000003" w:tentative="1">
+      <w:start w:val="1"/>
+      <w:numFmt w:val="bullet"/>
+      <w:lvlText w:val="o"/>
+      <w:lvlJc w:val="left"/>
+      <w:pPr>
+        <w:ind w:left="3600" w:hanging="360"/>
+      </w:pPr>
+      <w:rPr>
+        <w:rFonts w:ascii="Courier New" w:hAnsi="Courier New" w:cs="Courier New" w:hint="default"/>
+      </w:rPr>
+    </w:lvl>
+    <w:lvl w:ilvl="5" w:tplc="0C000005" w:tentative="1">
+      <w:start w:val="1"/>
+      <w:numFmt w:val="bullet"/>
+      <w:lvlText w:val=""/>
+      <w:lvlJc w:val="left"/>
+      <w:pPr>
+        <w:ind w:left="4320" w:hanging="360"/>
+      </w:pPr>
+      <w:rPr>
+        <w:rFonts w:ascii="Wingdings" w:hAnsi="Wingdings" w:hint="default"/>
+      </w:rPr>
+    </w:lvl>
+    <w:lvl w:ilvl="6" w:tplc="0C000001" w:tentative="1">
+      <w:start w:val="1"/>
+      <w:numFmt w:val="bullet"/>
+      <w:lvlText w:val=""/>
+      <w:lvlJc w:val="left"/>
+      <w:pPr>
+        <w:ind w:left="5040" w:hanging="360"/>
+      </w:pPr>
+      <w:rPr>
+        <w:rFonts w:ascii="Symbol" w:hAnsi="Symbol" w:hint="default"/>
+      </w:rPr>
+    </w:lvl>
+    <w:lvl w:ilvl="7" w:tplc="0C000003" w:tentative="1">
+      <w:start w:val="1"/>
+      <w:numFmt w:val="bullet"/>
+      <w:lvlText w:val="o"/>
+      <w:lvlJc w:val="left"/>
+      <w:pPr>
+        <w:ind w:left="5760" w:hanging="360"/>
+      </w:pPr>
+      <w:rPr>
+        <w:rFonts w:ascii="Courier New" w:hAnsi="Courier New" w:cs="Courier New" w:hint="default"/>
+      </w:rPr>
+    </w:lvl>
+    <w:lvl w:ilvl="8" w:tplc="0C000005" w:tentative="1">
+      <w:start w:val="1"/>
+      <w:numFmt w:val="bullet"/>
+      <w:lvlText w:val=""/>
+      <w:lvlJc w:val="left"/>
+      <w:pPr>
+        <w:ind w:left="6480" w:hanging="360"/>
+      </w:pPr>
+      <w:rPr>
+        <w:rFonts w:ascii="Wingdings" w:hAnsi="Wingdings" w:hint="default"/>
+      </w:rPr>
+    </w:lvl>
+  </w:abstractNum>
   <w:num w:numId="1" w16cid:durableId="509758741">
+    <w:abstractNumId w:val="1"/>
+  </w:num>
+  <w:num w:numId="2" w16cid:durableId="1298418236">
+    <w:abstractNumId w:val="5"/>
+  </w:num>
+  <w:num w:numId="3" w16cid:durableId="2106874621">
+    <w:abstractNumId w:val="3"/>
+  </w:num>
+  <w:num w:numId="4" w16cid:durableId="600573734">
+    <w:abstractNumId w:val="2"/>
+  </w:num>
+  <w:num w:numId="5" w16cid:durableId="741677181">
     <w:abstractNumId w:val="0"/>
   </w:num>
-  <w:num w:numId="2" w16cid:durableId="1298418236">
-    <w:abstractNumId w:val="3"/>
+  <w:num w:numId="6" w16cid:durableId="1203834019">
+    <w:abstractNumId w:val="4"/>
   </w:num>
-  <w:num w:numId="3" w16cid:durableId="2106874621">
-    <w:abstractNumId w:val="2"/>
+  <w:num w:numId="7" w16cid:durableId="392699558">
+    <w:abstractNumId w:val="6"/>
   </w:num>
-  <w:num w:numId="4" w16cid:durableId="600573734">
-    <w:abstractNumId w:val="1"/>
+  <w:num w:numId="8" w16cid:durableId="1092899224">
+    <w:abstractNumId w:val="7"/>
   </w:num>
 </w:numbering>
 </file>
@@ -3033,7 +3274,7 @@
     <w:name w:val="Normal"/>
     <w:qFormat/>
   </w:style>
-  <w:style w:type="paragraph" w:styleId="Overskrift1">
+  <w:style w:type="paragraph" w:styleId="Heading1">
     <w:name w:val="heading 1"/>
     <w:basedOn w:val="Normal"/>
     <w:next w:val="Normal"/>
@@ -3050,7 +3291,7 @@
       <w:szCs w:val="40"/>
     </w:rPr>
   </w:style>
-  <w:style w:type="paragraph" w:styleId="Overskrift2">
+  <w:style w:type="paragraph" w:styleId="Heading2">
     <w:name w:val="heading 2"/>
     <w:basedOn w:val="Normal"/>
     <w:next w:val="Normal"/>
@@ -3068,7 +3309,7 @@
       <w:szCs w:val="32"/>
     </w:rPr>
   </w:style>
-  <w:style w:type="paragraph" w:styleId="Overskrift3">
+  <w:style w:type="paragraph" w:styleId="Heading3">
     <w:name w:val="heading 3"/>
     <w:basedOn w:val="Normal"/>
     <w:next w:val="Normal"/>
@@ -3088,7 +3329,7 @@
       <w:szCs w:val="28"/>
     </w:rPr>
   </w:style>
-  <w:style w:type="paragraph" w:styleId="Overskrift4">
+  <w:style w:type="paragraph" w:styleId="Heading4">
     <w:name w:val="heading 4"/>
     <w:basedOn w:val="Normal"/>
     <w:next w:val="Normal"/>
@@ -3108,7 +3349,7 @@
       <w:szCs w:val="24"/>
     </w:rPr>
   </w:style>
-  <w:style w:type="paragraph" w:styleId="Overskrift5">
+  <w:style w:type="paragraph" w:styleId="Heading5">
     <w:name w:val="heading 5"/>
     <w:basedOn w:val="Normal"/>
     <w:next w:val="Normal"/>
@@ -3126,7 +3367,7 @@
       <w:color w:val="666666"/>
     </w:rPr>
   </w:style>
-  <w:style w:type="paragraph" w:styleId="Overskrift6">
+  <w:style w:type="paragraph" w:styleId="Heading6">
     <w:name w:val="heading 6"/>
     <w:basedOn w:val="Normal"/>
     <w:next w:val="Normal"/>
@@ -3146,12 +3387,12 @@
       <w:color w:val="666666"/>
     </w:rPr>
   </w:style>
-  <w:style w:type="character" w:default="1" w:styleId="Standardskrifttypeiafsnit">
+  <w:style w:type="character" w:default="1" w:styleId="DefaultParagraphFont">
     <w:name w:val="Default Paragraph Font"/>
     <w:uiPriority w:val="1"/>
     <w:unhideWhenUsed/>
   </w:style>
-  <w:style w:type="table" w:default="1" w:styleId="Tabel-Normal">
+  <w:style w:type="table" w:default="1" w:styleId="TableNormal">
     <w:name w:val="Normal Table"/>
     <w:uiPriority w:val="99"/>
     <w:semiHidden/>
@@ -3166,13 +3407,13 @@
       </w:tblCellMar>
     </w:tblPr>
   </w:style>
-  <w:style w:type="numbering" w:default="1" w:styleId="Ingenoversigt">
+  <w:style w:type="numbering" w:default="1" w:styleId="NoList">
     <w:name w:val="No List"/>
     <w:uiPriority w:val="99"/>
     <w:semiHidden/>
     <w:unhideWhenUsed/>
   </w:style>
-  <w:style w:type="table" w:customStyle="1" w:styleId="TableNormal">
+  <w:style w:type="table" w:customStyle="1" w:styleId="TableNormal0">
     <w:name w:val="TableNormal"/>
     <w:tblPr>
       <w:tblCellMar>
@@ -3183,7 +3424,7 @@
       </w:tblCellMar>
     </w:tblPr>
   </w:style>
-  <w:style w:type="paragraph" w:styleId="Titel">
+  <w:style w:type="paragraph" w:styleId="Title">
     <w:name w:val="Title"/>
     <w:basedOn w:val="Normal"/>
     <w:next w:val="Normal"/>
@@ -3199,7 +3440,7 @@
       <w:szCs w:val="52"/>
     </w:rPr>
   </w:style>
-  <w:style w:type="paragraph" w:styleId="Undertitel">
+  <w:style w:type="paragraph" w:styleId="Subtitle">
     <w:name w:val="Subtitle"/>
     <w:basedOn w:val="Normal"/>
     <w:next w:val="Normal"/>
@@ -3217,7 +3458,7 @@
     </w:rPr>
   </w:style>
   <w:style w:type="table" w:customStyle="1" w:styleId="a">
-    <w:basedOn w:val="TableNormal"/>
+    <w:basedOn w:val="TableNormal0"/>
     <w:tblPr>
       <w:tblStyleRowBandSize w:val="1"/>
       <w:tblStyleColBandSize w:val="1"/>
